--- a/ky/wisdom-stories/glass-of-milk.docx
+++ b/ky/wisdom-stories/glass-of-milk.docx
@@ -57,7 +57,7 @@
           <w:sz w:val="22"/>
           <w:lang w:val="ky-KG"/>
         </w:rPr>
-        <w:t>Эшикти жаш келин ачат. Бала уялып, тамак сурай албай, бир стакан суу гана өтүнөт. Келин анын ачка экенин сезип, суунун ордуна чоң стакан сүт алып келет.</w:t>
+        <w:t>Эшикти жаш аял ачат. Бала уялып, тамак сурай албай, бир стакан суу гана өтүнөт. Аял анын ачка экенин сезип, суунун ордуна чоң стакан сүт алып келет.</w:t>
       </w:r>
     </w:p>
     <w:p>
@@ -111,7 +111,7 @@
           <w:sz w:val="22"/>
           <w:lang w:val="ky-KG"/>
         </w:rPr>
-        <w:t>— Эч нерсе, — деп жооп берет келин. — Апам бизге жакшылыкты акы күтпөй кылууну үйрөткөн.</w:t>
+        <w:t>— Эч нерсе, — деп жооп берет аял. — Апам бизге жакшылыкты акы күтпөй кылууну үйрөткөн.</w:t>
       </w:r>
     </w:p>
     <w:p>
@@ -165,7 +165,7 @@
           <w:sz w:val="22"/>
           <w:lang w:val="ky-KG"/>
         </w:rPr>
-        <w:t>Ал жерден узап баратып, баланын карды эле тойбостон, көңүлү да көтөрүлөт. Аллахка жана адамдардын жакшылыгына болгон ишеними бекемделет.</w:t>
+        <w:t>Ал жерден узап баратып, өзүн дене жагынан гана эмес, руханий жактан да күчтүү сезет. Аллахка жана адамдарга болгон ишеними бекемделет.</w:t>
       </w:r>
     </w:p>
     <w:p>
@@ -183,7 +183,7 @@
           <w:sz w:val="22"/>
           <w:lang w:val="ky-KG"/>
         </w:rPr>
-        <w:t>Арадан жылдар өтөт. Бир күнү баягы келин катуу ооруп калат. Жергиликтүү дарыгерлер оорунун себебин аныктай албагандыктан, аны чоң шаардагы адистерге жөнөтүшөт.</w:t>
+        <w:t>Арадан жылдар өтөт. Бир күнү ошол аял катуу ооруп калат. Жергиликтүү дарыгерлер оорунун себебин аныктай албагандыктан, аны чоң шаардагы адистерге жөнөтүшөт.</w:t>
       </w:r>
     </w:p>
     <w:p>
@@ -201,7 +201,7 @@
           <w:sz w:val="22"/>
           <w:lang w:val="ky-KG"/>
         </w:rPr>
-        <w:t>Кеңешүүгө доктор Ховард Келли да чакырылат. Бейтаптын кайсы шаардан келгенин укканда, ал дароо анын палатасына жөнөйт. Келинди көрөрү менен тааныйт: бул — көп жыл мурун ага бир стакан сүт берип, жүрөгүндөгү үмүт отун кайра жандырган ошол эле аял эле.</w:t>
+        <w:t>Кеңешүүгө доктор Ховард Келли да чакырылат. Бейтаптын кайсы шаардан келгенин укканда, ал дароо анын палатасына жөнөйт. Аялды көрөрү менен тааныйт: бул — көп жыл мурун ага бир стакан сүт берип, жүрөгүндөгү үмүт отун кайра жандырган ошол эле аял эле.</w:t>
       </w:r>
     </w:p>
     <w:p>
@@ -219,7 +219,7 @@
           <w:sz w:val="22"/>
           <w:lang w:val="ky-KG"/>
         </w:rPr>
-        <w:t>Доктор Келли келиндин дарылануусун жеке көзөмөлүнө алып, аны айыктыруу үчүн колунан келгендин баарын кылууну чечет. Узакка созулган күрөштөн кийин оору жеңилип, келин сакайып чыгат.</w:t>
+        <w:t>Доктор Келли аялдын дарылануусун жеке көзөмөлүнө алып, аны айыктыруу үчүн колунан келгендин баарын кылууну чечет. Узак дарылоодон кийин аял сакайып чыгат.</w:t>
       </w:r>
     </w:p>
     <w:p>
@@ -237,7 +237,7 @@
           <w:sz w:val="22"/>
           <w:lang w:val="ky-KG"/>
         </w:rPr>
-        <w:t>Ооруканадан чыгууга убакыт келгенде, доктор Келли дарыланууга кеткен чыгымдардын эсебин алдырат. Кагаздын четине бир нече сөз жазып, эсепти келиндин палатасына жөнөтөт.</w:t>
+        <w:t>Ооруканадан чыгууга убакыт келгенде, доктор Келли дарыланууга кеткен чыгымдардын эсебин алдырат. Кагаздын четине бир нече сөз жазып, эсепти аялдын палатасына жөнөтөт.</w:t>
       </w:r>
     </w:p>
     <w:p>
@@ -255,7 +255,7 @@
           <w:sz w:val="22"/>
           <w:lang w:val="ky-KG"/>
         </w:rPr>
-        <w:t>Келин эсепти санааркап ачат. Көрсөтүлгөн сумманы төлөй албайм деп коркуп, бүт өмүрүмдү ушул карызды жабууга жумшайм го деп ойлойт. Бир маалда кагаздын четиндеги сүйлөмгө көзү түшөт:</w:t>
+        <w:t>Аял эсепти санааркап ачат. Көрсөтүлгөн сумманы төлөй албайм деп коркуп, бүт өмүрүмдү ушул карызды жабууга жумшайм го деп ойлойт. Бир маалда кагаздын четиндеги сүйлөмгө көзү түшөт:</w:t>
       </w:r>
     </w:p>
     <w:p>
@@ -315,7 +315,7 @@
           <w:sz w:val="22"/>
           <w:lang w:val="ky-KG"/>
         </w:rPr>
-        <w:t xml:space="preserve">Сабак: </w:t>
+        <w:t>Сабак: Акысыз жасалган жакшылык жоголбойт. Ал көрүнбөгөн эсепке жазылат да, убагы келгенде, кээде такыр күтпөгөн маалда алдыңдан чыгат.</w:t>
       </w:r>
       <w:r>
         <w:rPr>
@@ -324,7 +324,6 @@
           <w:sz w:val="22"/>
           <w:lang w:val="ky-KG"/>
         </w:rPr>
-        <w:t>Чын ниеттен жасалган жакшылык унутулбайт. Кээде жылдар өтүп, өзүң күтпөгөн жерден алдыңдан чыгат.</w:t>
       </w:r>
     </w:p>
     <w:p>
@@ -344,7 +343,7 @@
           <w:sz w:val="18"/>
           <w:lang w:val="ky-KG"/>
         </w:rPr>
-        <w:t>Окуя ачык интернет булактарынан алынды.</w:t>
+        <w:t>Аңгемелер ачык интернет булактарынан алынган, иллюстрациялар болсо ЖИ менен түзүлгөн.</w:t>
       </w:r>
     </w:p>
     <w:sectPr>

--- a/ky/wisdom-stories/glass-of-milk.docx
+++ b/ky/wisdom-stories/glass-of-milk.docx
@@ -3,349 +3,145 @@
 <w:document xmlns:wpc="http://schemas.microsoft.com/office/word/2010/wordprocessingCanvas" xmlns:cx="http://schemas.microsoft.com/office/drawing/2014/chartex" xmlns:cx1="http://schemas.microsoft.com/office/drawing/2015/9/8/chartex" xmlns:cx2="http://schemas.microsoft.com/office/drawing/2015/10/21/chartex" xmlns:cx3="http://schemas.microsoft.com/office/drawing/2016/5/9/chartex" xmlns:cx4="http://schemas.microsoft.com/office/drawing/2016/5/10/chartex" xmlns:cx5="http://schemas.microsoft.com/office/drawing/2016/5/11/chartex" xmlns:cx6="http://schemas.microsoft.com/office/drawing/2016/5/12/chartex" xmlns:cx7="http://schemas.microsoft.com/office/drawing/2016/5/13/chartex" xmlns:cx8="http://schemas.microsoft.com/office/drawing/2016/5/14/chartex" xmlns:mc="http://schemas.openxmlformats.org/markup-compatibility/2006" xmlns:aink="http://schemas.microsoft.com/office/drawing/2016/ink" xmlns:am3d="http://schemas.microsoft.com/office/drawing/2017/model3d" xmlns:o="urn:schemas-microsoft-com:office:office" xmlns:oel="http://schemas.microsoft.com/office/2019/extlst" xmlns:r="http://schemas.openxmlformats.org/officeDocument/2006/relationships" xmlns:m="http://schemas.openxmlformats.org/officeDocument/2006/math" xmlns:v="urn:schemas-microsoft-com:vml" xmlns:wp14="http://schemas.microsoft.com/office/word/2010/wordprocessingDrawing" xmlns:wp="http://schemas.openxmlformats.org/drawingml/2006/wordprocessingDrawing" xmlns:w10="urn:schemas-microsoft-com:office:word" xmlns:w="http://schemas.openxmlformats.org/wordprocessingml/2006/main" xmlns:w14="http://schemas.microsoft.com/office/word/2010/wordml" xmlns:w15="http://schemas.microsoft.com/office/word/2012/wordml" xmlns:w16cex="http://schemas.microsoft.com/office/word/2018/wordml/cex" xmlns:w16cid="http://schemas.microsoft.com/office/word/2016/wordml/cid" xmlns:w16="http://schemas.microsoft.com/office/word/2018/wordml" xmlns:w16du="http://schemas.microsoft.com/office/word/2023/wordml/word16du" xmlns:w16sdtdh="http://schemas.microsoft.com/office/word/2020/wordml/sdtdatahash" xmlns:w16sdtfl="http://schemas.microsoft.com/office/word/2024/wordml/sdtformatlock" xmlns:w16se="http://schemas.microsoft.com/office/word/2015/wordml/symex" xmlns:wpg="http://schemas.microsoft.com/office/word/2010/wordprocessingGroup" xmlns:wpi="http://schemas.microsoft.com/office/word/2010/wordprocessingInk" xmlns:wne="http://schemas.microsoft.com/office/word/2006/wordml" xmlns:wps="http://schemas.microsoft.com/office/word/2010/wordprocessingShape" mc:Ignorable="w14 w15 w16se w16cid w16 w16cex w16sdtdh w16sdtfl w16du wp14">
   <w:body>
     <w:p>
-      <w:pPr>
-        <w:pStyle w:val="Title"/>
-        <w:keepNext/>
-        <w:keepLines w:val="0"/>
-        <w:pageBreakBefore w:val="0"/>
-        <w:widowControl/>
-        <w:spacing w:line="269" w:lineRule="auto" w:after="180" w:before="0"/>
-      </w:pPr>
-      <w:bookmarkStart w:id="10073" w:name="Story_74"/>
       <w:r>
         <w:rPr>
-          <w:rFonts w:ascii="Arial" w:hAnsi="Arial"/>
           <w:b/>
-          <w:color w:val="000000"/>
-          <w:sz w:val="34"/>
-          <w:lang w:val="ky-KG"/>
+          <w:bCs/>
         </w:rPr>
         <w:t>Бир стакан сүт</w:t>
       </w:r>
-      <w:bookmarkEnd w:id="10073"/>
-    </w:p>
-    <w:p>
-      <w:pPr>
-        <w:keepNext w:val="0"/>
-        <w:keepLines w:val="0"/>
-        <w:pageBreakBefore w:val="0"/>
-        <w:widowControl/>
-        <w:spacing w:line="269" w:lineRule="auto" w:after="120" w:before="0"/>
-      </w:pPr>
+    </w:p>
+    <w:p>
+      <w:r>
+        <w:t>Доктор Говард Келлинин ысымы менен байланышкан белгилүү бир аңгеме бар.</w:t>
+      </w:r>
+    </w:p>
+    <w:p>
+      <w:r>
+        <w:t>Окуусуна акча табыш үчүн үймө-үй кыдырып, майда буюмдарды саткан жигит бир күнү аябай ачка болду. Тамак сатып алганга акчасы калбаптыр. Кийинки үйдөн бир нерсе жегенге сурайын деп чечти.</w:t>
+      </w:r>
+    </w:p>
+    <w:p>
+      <w:r>
+        <w:t>Эшикти жаш аял ачты. Жигит уялып, оюндагы сөзүн айта албай калды.</w:t>
+      </w:r>
+    </w:p>
+    <w:p>
+      <w:r>
+        <w:t>— Бир стакан суу берип коёсузбу?</w:t>
+      </w:r>
+    </w:p>
+    <w:p>
+      <w:r>
+        <w:t>Аял анын чарчаңкы жүзүн көрүп, ачка экенин сезди. Бир аздан кийин чоң стаканга сүт куюп келди.</w:t>
+      </w:r>
+    </w:p>
+    <w:p>
+      <w:r>
+        <w:t>Жигит сүттү шашпай ичип, анан сурады:</w:t>
+      </w:r>
+    </w:p>
+    <w:p>
+      <w:r>
+        <w:t>— Канча төлөшүм керек?</w:t>
+      </w:r>
+    </w:p>
+    <w:p>
+      <w:r>
+        <w:t>— Эч нерсе төлөбөйсүң, — деди аял жылмайып. — Апам бизге жакшылыкты эч нерсе күтпөй жасоону үйрөткөн.</w:t>
+      </w:r>
+    </w:p>
+    <w:p>
+      <w:r>
+        <w:t>— Анда сизге чын жүрөктөн рахмат.</w:t>
+      </w:r>
+    </w:p>
+    <w:p>
+      <w:r>
+        <w:t>Ал үйдөн узап баратканда ачкалыгы гана басылган жок. Көңүлү да көтөрүлүп, Кудайга жана адамдардын жакшылыгына болгон ишеними бекемделди.</w:t>
+      </w:r>
+    </w:p>
+    <w:p>
+      <w:r>
+        <w:t>Жылдар өттү. Баягы аял катуу ооруп калды. Жергиликтүү дарыгерлер аны чоң шаардагы ооруканага жөнөтүштү.</w:t>
+      </w:r>
+    </w:p>
+    <w:p>
+      <w:r>
+        <w:t>Анын дарылануусу боюнча кеңешүүгө доктор Говард Келли да чакырылды. Аялдын кайдан келгенин укканда эсине эски бир окуя түштү. Палатага кирип, аны дароо тааныды.</w:t>
+      </w:r>
+    </w:p>
+    <w:p>
+      <w:r>
+        <w:t>Бул бир кезде ага сүт берген аял эле.</w:t>
+      </w:r>
+    </w:p>
+    <w:p>
+      <w:r>
+        <w:t>Доктор Келли анын дарылануусуна өзгөчө көңүл бөлдү. Узак дарылангандан кийин аял айыгып чыкты.</w:t>
+      </w:r>
+    </w:p>
+    <w:p>
+      <w:r>
+        <w:t>Ооруканадан чыгар күнү дарыгер эсепти адегенде өзүнө алып келүүнү суранды. Кагазга бир нече сөз жазып, аялга жөнөттү.</w:t>
+      </w:r>
+    </w:p>
+    <w:p>
+      <w:r>
+        <w:t>Аял конвертти ачкандан коркуп турду. Бул карызды канча жылда төлөп бүтөр экен?</w:t>
+      </w:r>
+    </w:p>
+    <w:p>
+      <w:r>
+        <w:t>Акыры кагазды ачты. Четине жазылган сөздөрдү окуганда көзүнө жаш толду:</w:t>
+      </w:r>
+    </w:p>
+    <w:p>
       <w:r>
         <w:rPr>
-          <w:rFonts w:ascii="Arial" w:eastAsia="Arial" w:hAnsi="Arial"/>
-          <w:color w:val="000000"/>
-          <w:sz w:val="22"/>
-          <w:lang w:val="ky-KG"/>
+          <w:b/>
+          <w:bCs/>
         </w:rPr>
-        <w:t>Окуу акысын төлөө үчүн үймө-үй кыдырып, майда буюмдарды сатып жүргөн жакыр бала бир күнү чөнтөгүндө бир тыйын да калбаганын, өзү болсо аябай ачка экенин көрөт. Ал кийинки эшикти каккылап, тамак сурап көрүүнү чечет.</w:t>
-      </w:r>
-    </w:p>
-    <w:p>
-      <w:pPr>
-        <w:keepNext w:val="0"/>
-        <w:keepLines w:val="0"/>
-        <w:pageBreakBefore w:val="0"/>
-        <w:widowControl/>
-        <w:spacing w:line="269" w:lineRule="auto" w:after="120" w:before="0"/>
-      </w:pPr>
+        <w:t>«Бир стакан сүт менен толук төлөндү».</w:t>
+      </w:r>
+    </w:p>
+    <w:p>
+      <w:r>
+        <w:t>Төмөндө дарыгердин колу коюлуптур:</w:t>
+      </w:r>
+    </w:p>
+    <w:p>
       <w:r>
         <w:rPr>
-          <w:rFonts w:ascii="Arial" w:eastAsia="Arial" w:hAnsi="Arial"/>
-          <w:color w:val="000000"/>
-          <w:sz w:val="22"/>
-          <w:lang w:val="ky-KG"/>
+          <w:b/>
+          <w:bCs/>
         </w:rPr>
-        <w:t>Эшикти жаш аял ачат. Бала уялып, тамак сурай албай, бир стакан суу гана өтүнөт. Аял анын ачка экенин сезип, суунун ордуна чоң стакан сүт алып келет.</w:t>
-      </w:r>
-    </w:p>
-    <w:p>
-      <w:pPr>
-        <w:keepNext w:val="0"/>
-        <w:keepLines w:val="0"/>
-        <w:pageBreakBefore w:val="0"/>
-        <w:widowControl/>
-        <w:spacing w:line="269" w:lineRule="auto" w:after="120" w:before="0"/>
-      </w:pPr>
+        <w:t>Доктор Говард Келли.</w:t>
+      </w:r>
+    </w:p>
+    <w:p>
       <w:r>
         <w:rPr>
-          <w:rFonts w:ascii="Arial" w:eastAsia="Arial" w:hAnsi="Arial"/>
-          <w:color w:val="000000"/>
-          <w:sz w:val="22"/>
-          <w:lang w:val="ky-KG"/>
+          <w:b/>
+          <w:bCs/>
         </w:rPr>
-        <w:t>Бала сүттү шашпай ичип бүткөн соң сурайт:</w:t>
-      </w:r>
-    </w:p>
-    <w:p>
-      <w:pPr>
-        <w:keepNext w:val="0"/>
-        <w:keepLines w:val="0"/>
-        <w:pageBreakBefore w:val="0"/>
-        <w:widowControl/>
-        <w:spacing w:line="269" w:lineRule="auto" w:after="120" w:before="0"/>
-      </w:pPr>
+        <w:lastRenderedPageBreak/>
+        <w:t>Сабак:</w:t>
+      </w:r>
+      <w:r>
+        <w:t xml:space="preserve"> Жакшылыкты кайтарым күтүп эмес, бирөөгө керек болгону үчүн жаса. Кичинекей камкордук жүрөктө өчпөс из калтырып, көп жылдан кийин дагы бир жакшылыкка себеп болушу мүмкүн.</w:t>
+      </w:r>
+    </w:p>
+    <w:p>
       <w:r>
         <w:rPr>
-          <w:rFonts w:ascii="Arial" w:eastAsia="Arial" w:hAnsi="Arial"/>
-          <w:color w:val="000000"/>
-          <w:sz w:val="22"/>
-          <w:lang w:val="ky-KG"/>
+          <w:i/>
+          <w:iCs/>
         </w:rPr>
-        <w:t>— Сизге канча карызмын?</w:t>
-      </w:r>
-    </w:p>
-    <w:p>
-      <w:pPr>
-        <w:keepNext w:val="0"/>
-        <w:keepLines w:val="0"/>
-        <w:pageBreakBefore w:val="0"/>
-        <w:widowControl/>
-        <w:spacing w:line="269" w:lineRule="auto" w:after="120" w:before="0"/>
-      </w:pPr>
-      <w:r>
-        <w:rPr>
-          <w:rFonts w:ascii="Arial" w:eastAsia="Arial" w:hAnsi="Arial"/>
-          <w:color w:val="000000"/>
-          <w:sz w:val="22"/>
-          <w:lang w:val="ky-KG"/>
-        </w:rPr>
-        <w:t>— Эч нерсе, — деп жооп берет аял. — Апам бизге жакшылыкты акы күтпөй кылууну үйрөткөн.</w:t>
-      </w:r>
-    </w:p>
-    <w:p>
-      <w:pPr>
-        <w:keepNext w:val="0"/>
-        <w:keepLines w:val="0"/>
-        <w:pageBreakBefore w:val="0"/>
-        <w:widowControl/>
-        <w:spacing w:line="269" w:lineRule="auto" w:after="120" w:before="0"/>
-      </w:pPr>
-      <w:r>
-        <w:rPr>
-          <w:rFonts w:ascii="Arial" w:eastAsia="Arial" w:hAnsi="Arial"/>
-          <w:color w:val="000000"/>
-          <w:sz w:val="22"/>
-          <w:lang w:val="ky-KG"/>
-        </w:rPr>
-        <w:t>Бала болгону мындай дей алат:</w:t>
-      </w:r>
-    </w:p>
-    <w:p>
-      <w:pPr>
-        <w:keepNext w:val="0"/>
-        <w:keepLines w:val="0"/>
-        <w:pageBreakBefore w:val="0"/>
-        <w:widowControl/>
-        <w:spacing w:line="269" w:lineRule="auto" w:after="120" w:before="0"/>
-      </w:pPr>
-      <w:r>
-        <w:rPr>
-          <w:rFonts w:ascii="Arial" w:eastAsia="Arial" w:hAnsi="Arial"/>
-          <w:color w:val="000000"/>
-          <w:sz w:val="22"/>
-          <w:lang w:val="ky-KG"/>
-        </w:rPr>
-        <w:t>— Сизге чын жүрөктөн ыраазымын.</w:t>
-      </w:r>
-    </w:p>
-    <w:p>
-      <w:pPr>
-        <w:keepNext w:val="0"/>
-        <w:keepLines w:val="0"/>
-        <w:pageBreakBefore w:val="0"/>
-        <w:widowControl/>
-        <w:spacing w:line="269" w:lineRule="auto" w:after="120" w:before="0"/>
-      </w:pPr>
-      <w:r>
-        <w:rPr>
-          <w:rFonts w:ascii="Arial" w:hAnsi="Arial"/>
-          <w:color w:val="000000"/>
-          <w:sz w:val="22"/>
-          <w:lang w:val="ky-KG"/>
-        </w:rPr>
-        <w:t>Ал жерден узап баратып, өзүн дене жагынан гана эмес, руханий жактан да күчтүү сезет. Аллахка жана адамдарга болгон ишеними бекемделет.</w:t>
-      </w:r>
-    </w:p>
-    <w:p>
-      <w:pPr>
-        <w:keepNext w:val="0"/>
-        <w:keepLines w:val="0"/>
-        <w:pageBreakBefore w:val="0"/>
-        <w:widowControl/>
-        <w:spacing w:line="269" w:lineRule="auto" w:after="120" w:before="0"/>
-      </w:pPr>
-      <w:r>
-        <w:rPr>
-          <w:rFonts w:ascii="Arial" w:eastAsia="Arial" w:hAnsi="Arial"/>
-          <w:color w:val="000000"/>
-          <w:sz w:val="22"/>
-          <w:lang w:val="ky-KG"/>
-        </w:rPr>
-        <w:t>Арадан жылдар өтөт. Бир күнү ошол аял катуу ооруп калат. Жергиликтүү дарыгерлер оорунун себебин аныктай албагандыктан, аны чоң шаардагы адистерге жөнөтүшөт.</w:t>
-      </w:r>
-    </w:p>
-    <w:p>
-      <w:pPr>
-        <w:keepNext w:val="0"/>
-        <w:keepLines w:val="0"/>
-        <w:pageBreakBefore w:val="0"/>
-        <w:widowControl/>
-        <w:spacing w:line="269" w:lineRule="auto" w:after="120" w:before="0"/>
-      </w:pPr>
-      <w:r>
-        <w:rPr>
-          <w:rFonts w:ascii="Arial" w:eastAsia="Arial" w:hAnsi="Arial"/>
-          <w:color w:val="000000"/>
-          <w:sz w:val="22"/>
-          <w:lang w:val="ky-KG"/>
-        </w:rPr>
-        <w:t>Кеңешүүгө доктор Ховард Келли да чакырылат. Бейтаптын кайсы шаардан келгенин укканда, ал дароо анын палатасына жөнөйт. Аялды көрөрү менен тааныйт: бул — көп жыл мурун ага бир стакан сүт берип, жүрөгүндөгү үмүт отун кайра жандырган ошол эле аял эле.</w:t>
-      </w:r>
-    </w:p>
-    <w:p>
-      <w:pPr>
-        <w:keepNext w:val="0"/>
-        <w:keepLines w:val="0"/>
-        <w:pageBreakBefore w:val="0"/>
-        <w:widowControl/>
-        <w:spacing w:line="269" w:lineRule="auto" w:after="120" w:before="0"/>
-      </w:pPr>
-      <w:r>
-        <w:rPr>
-          <w:rFonts w:ascii="Arial" w:eastAsia="Arial" w:hAnsi="Arial"/>
-          <w:color w:val="000000"/>
-          <w:sz w:val="22"/>
-          <w:lang w:val="ky-KG"/>
-        </w:rPr>
-        <w:t>Доктор Келли аялдын дарылануусун жеке көзөмөлүнө алып, аны айыктыруу үчүн колунан келгендин баарын кылууну чечет. Узак дарылоодон кийин аял сакайып чыгат.</w:t>
-      </w:r>
-    </w:p>
-    <w:p>
-      <w:pPr>
-        <w:keepNext w:val="0"/>
-        <w:keepLines w:val="0"/>
-        <w:pageBreakBefore w:val="0"/>
-        <w:widowControl/>
-        <w:spacing w:line="269" w:lineRule="auto" w:after="120" w:before="0"/>
-      </w:pPr>
-      <w:r>
-        <w:rPr>
-          <w:rFonts w:ascii="Arial" w:eastAsia="Arial" w:hAnsi="Arial"/>
-          <w:color w:val="000000"/>
-          <w:sz w:val="22"/>
-          <w:lang w:val="ky-KG"/>
-        </w:rPr>
-        <w:t>Ооруканадан чыгууга убакыт келгенде, доктор Келли дарыланууга кеткен чыгымдардын эсебин алдырат. Кагаздын четине бир нече сөз жазып, эсепти аялдын палатасына жөнөтөт.</w:t>
-      </w:r>
-    </w:p>
-    <w:p>
-      <w:pPr>
-        <w:keepNext w:val="0"/>
-        <w:keepLines w:val="0"/>
-        <w:pageBreakBefore w:val="0"/>
-        <w:widowControl/>
-        <w:spacing w:line="269" w:lineRule="auto" w:after="120" w:before="0"/>
-      </w:pPr>
-      <w:r>
-        <w:rPr>
-          <w:rFonts w:ascii="Arial" w:eastAsia="Arial" w:hAnsi="Arial"/>
-          <w:color w:val="000000"/>
-          <w:sz w:val="22"/>
-          <w:lang w:val="ky-KG"/>
-        </w:rPr>
-        <w:t>Аял эсепти санааркап ачат. Көрсөтүлгөн сумманы төлөй албайм деп коркуп, бүт өмүрүмдү ушул карызды жабууга жумшайм го деп ойлойт. Бир маалда кагаздын четиндеги сүйлөмгө көзү түшөт:</w:t>
-      </w:r>
-    </w:p>
-    <w:p>
-      <w:pPr>
-        <w:keepNext w:val="0"/>
-        <w:keepLines w:val="0"/>
-        <w:pageBreakBefore w:val="0"/>
-        <w:widowControl/>
-        <w:spacing w:line="269" w:lineRule="auto" w:after="120" w:before="0"/>
-      </w:pPr>
-      <w:r>
-        <w:rPr>
-          <w:rFonts w:ascii="Arial" w:eastAsia="Arial" w:hAnsi="Arial"/>
-          <w:color w:val="000000"/>
-          <w:sz w:val="22"/>
-          <w:lang w:val="ky-KG"/>
-        </w:rPr>
-        <w:t>«Бир стакан сүт менен толук төлөндү.»</w:t>
-      </w:r>
-    </w:p>
-    <w:p>
-      <w:pPr>
-        <w:keepNext/>
-        <w:keepLines w:val="0"/>
-        <w:pageBreakBefore w:val="0"/>
-        <w:widowControl/>
-        <w:spacing w:line="269" w:lineRule="auto" w:after="120" w:before="0"/>
-      </w:pPr>
-      <w:r>
-        <w:rPr>
-          <w:rFonts w:ascii="Arial" w:eastAsia="Arial" w:hAnsi="Arial"/>
-          <w:color w:val="000000"/>
-          <w:sz w:val="22"/>
-          <w:lang w:val="ky-KG"/>
-        </w:rPr>
-        <w:t>Колу: доктор Ховард Келли.</w:t>
-      </w:r>
-    </w:p>
-    <w:p>
-      <w:pPr>
-        <w:pStyle w:val="Moral"/>
-        <w:keepNext/>
-        <w:keepLines/>
-        <w:pageBreakBefore w:val="0"/>
-        <w:widowControl/>
-        <w:spacing w:before="120" w:after="120" w:line="269" w:lineRule="auto"/>
-        <w:ind w:left="240" w:right="240"/>
-        <w:rPr>
-          <w:lang/>
-        </w:rPr>
-      </w:pPr>
-      <w:r>
-        <w:rPr>
-          <w:rFonts w:ascii="Arial" w:hAnsi="Arial"/>
-          <w:b/>
-          <w:color w:val="000000"/>
-          <w:sz w:val="22"/>
-          <w:lang w:val="ky-KG"/>
-        </w:rPr>
-        <w:t>Сабак: Акысыз жасалган жакшылык жоголбойт. Ал көрүнбөгөн эсепке жазылат да, убагы келгенде, кээде такыр күтпөгөн маалда алдыңдан чыгат.</w:t>
-      </w:r>
-      <w:r>
-        <w:rPr>
-          <w:rFonts w:ascii="Arial" w:hAnsi="Arial"/>
-          <w:color w:val="000000"/>
-          <w:sz w:val="22"/>
-          <w:lang w:val="ky-KG"/>
-        </w:rPr>
-      </w:r>
-    </w:p>
-    <w:p>
-      <w:pPr>
-        <w:keepNext w:val="0"/>
-        <w:keepLines w:val="0"/>
-        <w:pageBreakBefore w:val="0"/>
-        <w:widowControl/>
-        <w:spacing w:before="0" w:after="160" w:line="269" w:lineRule="auto"/>
-        <w:jc w:val="right"/>
-      </w:pPr>
-      <w:r>
-        <w:rPr>
-          <w:rFonts w:ascii="Arial" w:eastAsia="Arial" w:hAnsi="Arial" w:cs="Arial"/>
-          <w:i/>
-          <w:color w:val="000000"/>
-          <w:sz w:val="18"/>
-          <w:lang w:val="ky-KG"/>
-        </w:rPr>
-        <w:t>Аңгемелер ачык интернет булактарынан алынган, иллюстрациялар болсо ЖИ менен түзүлгөн.</w:t>
-      </w:r>
-    </w:p>
+        <w:t>Аңгемелер интернеттен чогултулуп, жасалма интеллекттин жардамы менен иштелип чыккан. Бардык сүрөттөр жасалма интеллект аркылуу түзүлгөн.</w:t>
+      </w:r>
+    </w:p>
+    <w:p/>
     <w:sectPr>
       <w:headerReference w:type="even" r:id="rId7"/>
       <w:headerReference w:type="default" r:id="rId8"/>
@@ -1176,7 +972,6 @@
     </w:pPr>
     <w:rPr>
       <w:rFonts w:asciiTheme="majorHAnsi" w:eastAsiaTheme="majorEastAsia" w:hAnsiTheme="majorHAnsi" w:cstheme="majorBidi"/>
-      <w:color w:val="000000"/>
       <w:sz w:val="40"/>
       <w:szCs w:val="40"/>
     </w:rPr>
@@ -1198,7 +993,6 @@
     </w:pPr>
     <w:rPr>
       <w:rFonts w:asciiTheme="majorHAnsi" w:eastAsiaTheme="majorEastAsia" w:hAnsiTheme="majorHAnsi" w:cstheme="majorBidi"/>
-      <w:color w:val="000000"/>
       <w:sz w:val="32"/>
       <w:szCs w:val="32"/>
     </w:rPr>
@@ -1221,7 +1015,6 @@
     </w:pPr>
     <w:rPr>
       <w:rFonts w:eastAsiaTheme="majorEastAsia" w:cstheme="majorBidi"/>
-      <w:color w:val="000000"/>
       <w:sz w:val="28"/>
       <w:szCs w:val="28"/>
     </w:rPr>
@@ -1246,7 +1039,6 @@
       <w:rFonts w:eastAsiaTheme="majorEastAsia" w:cstheme="majorBidi"/>
       <w:i/>
       <w:iCs/>
-      <w:color w:val="000000"/>
     </w:rPr>
   </w:style>
   <w:style w:type="paragraph" w:styleId="Heading5">
@@ -1267,7 +1059,6 @@
     </w:pPr>
     <w:rPr>
       <w:rFonts w:eastAsiaTheme="majorEastAsia" w:cstheme="majorBidi"/>
-      <w:color w:val="000000"/>
     </w:rPr>
   </w:style>
   <w:style w:type="paragraph" w:styleId="Heading6">
@@ -1290,7 +1081,6 @@
       <w:rFonts w:eastAsiaTheme="majorEastAsia" w:cstheme="majorBidi"/>
       <w:i/>
       <w:iCs/>
-      <w:color w:val="000000"/>
     </w:rPr>
   </w:style>
   <w:style w:type="paragraph" w:styleId="Heading7">
@@ -1311,7 +1101,6 @@
     </w:pPr>
     <w:rPr>
       <w:rFonts w:eastAsiaTheme="majorEastAsia" w:cstheme="majorBidi"/>
-      <w:color w:val="000000"/>
     </w:rPr>
   </w:style>
   <w:style w:type="paragraph" w:styleId="Heading8">
@@ -1334,7 +1123,6 @@
       <w:rFonts w:eastAsiaTheme="majorEastAsia" w:cstheme="majorBidi"/>
       <w:i/>
       <w:iCs/>
-      <w:color w:val="000000"/>
     </w:rPr>
   </w:style>
   <w:style w:type="paragraph" w:styleId="Heading9">
@@ -1355,13 +1143,11 @@
     </w:pPr>
     <w:rPr>
       <w:rFonts w:eastAsiaTheme="majorEastAsia" w:cstheme="majorBidi"/>
-      <w:color w:val="000000"/>
     </w:rPr>
   </w:style>
   <w:style w:type="character" w:default="1" w:styleId="DefaultParagraphFont">
     <w:name w:val="Default Paragraph Font"/>
     <w:uiPriority w:val="1"/>
-    <w:semiHidden/>
     <w:unhideWhenUsed/>
   </w:style>
   <w:style w:type="table" w:default="1" w:styleId="TableNormal">
@@ -1517,7 +1303,6 @@
     </w:pPr>
     <w:rPr>
       <w:rFonts w:asciiTheme="majorHAnsi" w:eastAsiaTheme="majorEastAsia" w:hAnsiTheme="majorHAnsi" w:cstheme="majorBidi"/>
-      <w:color w:val="000000"/>
       <w:spacing w:val="-10"/>
       <w:kern w:val="28"/>
       <w:sz w:val="56"/>
@@ -1553,7 +1338,6 @@
     </w:pPr>
     <w:rPr>
       <w:rFonts w:eastAsiaTheme="majorEastAsia" w:cstheme="majorBidi"/>
-      <w:color w:val="000000"/>
       <w:spacing w:val="15"/>
       <w:sz w:val="28"/>
       <w:szCs w:val="28"/>
@@ -1588,7 +1372,6 @@
     <w:rPr>
       <w:i/>
       <w:iCs/>
-      <w:color w:val="000000"/>
     </w:rPr>
   </w:style>
   <w:style w:type="character" w:customStyle="1" w:styleId="QuoteChar">
@@ -1613,9 +1396,6 @@
       <w:ind w:left="720"/>
       <w:contextualSpacing/>
     </w:pPr>
-    <w:rPr>
-      <w:color w:val="000000"/>
-    </w:rPr>
   </w:style>
   <w:style w:type="character" w:styleId="IntenseEmphasis">
     <w:name w:val="Intense Emphasis"/>
@@ -1645,7 +1425,6 @@
     <w:rPr>
       <w:i/>
       <w:iCs/>
-      <w:color w:val="000000"/>
     </w:rPr>
   </w:style>
   <w:style w:type="character" w:customStyle="1" w:styleId="IntenseQuoteChar">
@@ -1685,9 +1464,6 @@
     <w:pPr>
       <w:spacing w:after="100"/>
     </w:pPr>
-    <w:rPr>
-      <w:color w:val="000000"/>
-    </w:rPr>
   </w:style>
   <w:style w:type="paragraph" w:customStyle="1" w:styleId="Moral">
     <w:name w:val="Moral"/>
@@ -1699,7 +1475,6 @@
     <w:rPr>
       <w:rFonts w:ascii="Arial" w:eastAsia="Arial" w:hAnsi="Arial"/>
       <w:i/>
-      <w:color w:val="000000"/>
       <w:kern w:val="0"/>
       <w:sz w:val="22"/>
       <w:szCs w:val="22"/>
@@ -1721,9 +1496,6 @@
       </w:tabs>
       <w:spacing w:after="0" w:line="240" w:lineRule="auto"/>
     </w:pPr>
-    <w:rPr>
-      <w:color w:val="000000"/>
-    </w:rPr>
   </w:style>
   <w:style w:type="character" w:customStyle="1" w:styleId="HeaderChar">
     <w:name w:val="Header Char"/>
@@ -1746,9 +1518,6 @@
       </w:tabs>
       <w:spacing w:after="0" w:line="240" w:lineRule="auto"/>
     </w:pPr>
-    <w:rPr>
-      <w:color w:val="000000"/>
-    </w:rPr>
   </w:style>
   <w:style w:type="character" w:customStyle="1" w:styleId="FooterChar">
     <w:name w:val="Footer Char"/>
@@ -1771,7 +1540,6 @@
     </w:pPr>
     <w:rPr>
       <w:rFonts w:eastAsiaTheme="minorEastAsia"/>
-      <w:color w:val="000000"/>
     </w:rPr>
   </w:style>
   <w:style w:type="paragraph" w:styleId="TOC3">
@@ -1788,7 +1556,6 @@
     </w:pPr>
     <w:rPr>
       <w:rFonts w:eastAsiaTheme="minorEastAsia"/>
-      <w:color w:val="000000"/>
     </w:rPr>
   </w:style>
   <w:style w:type="paragraph" w:styleId="TOC4">
@@ -1805,7 +1572,6 @@
     </w:pPr>
     <w:rPr>
       <w:rFonts w:eastAsiaTheme="minorEastAsia"/>
-      <w:color w:val="000000"/>
     </w:rPr>
   </w:style>
   <w:style w:type="paragraph" w:styleId="TOC5">
@@ -1822,7 +1588,6 @@
     </w:pPr>
     <w:rPr>
       <w:rFonts w:eastAsiaTheme="minorEastAsia"/>
-      <w:color w:val="000000"/>
     </w:rPr>
   </w:style>
   <w:style w:type="paragraph" w:styleId="TOC6">
@@ -1839,7 +1604,6 @@
     </w:pPr>
     <w:rPr>
       <w:rFonts w:eastAsiaTheme="minorEastAsia"/>
-      <w:color w:val="000000"/>
     </w:rPr>
   </w:style>
   <w:style w:type="paragraph" w:styleId="TOC7">
@@ -1856,7 +1620,6 @@
     </w:pPr>
     <w:rPr>
       <w:rFonts w:eastAsiaTheme="minorEastAsia"/>
-      <w:color w:val="000000"/>
     </w:rPr>
   </w:style>
   <w:style w:type="paragraph" w:styleId="TOC8">
@@ -1873,7 +1636,6 @@
     </w:pPr>
     <w:rPr>
       <w:rFonts w:eastAsiaTheme="minorEastAsia"/>
-      <w:color w:val="000000"/>
     </w:rPr>
   </w:style>
   <w:style w:type="paragraph" w:styleId="TOC9">
@@ -1890,7 +1652,6 @@
     </w:pPr>
     <w:rPr>
       <w:rFonts w:eastAsiaTheme="minorEastAsia"/>
-      <w:color w:val="000000"/>
     </w:rPr>
   </w:style>
   <w:style w:type="paragraph" w:styleId="TOCHeading">
@@ -1906,7 +1667,6 @@
       <w:outlineLvl w:val="9"/>
     </w:pPr>
     <w:rPr>
-      <w:color w:val="000000"/>
       <w:kern w:val="0"/>
       <w:sz w:val="32"/>
       <w:szCs w:val="32"/>
